--- a/resources/guides/guide_links.docx
+++ b/resources/guides/guide_links.docx
@@ -128,6 +128,35 @@
             <w:rStyle w:val="Hyperlink"/>
           </w:rPr>
           <w:t>https://github.com/ralish/bash-script-template/blob/main/template.sh</w:t>
+        </w:r>
+      </w:hyperlink>
+    </w:p>
+    <w:p>
+      <w:pPr>
+        <w:pStyle w:val="ListParagraph"/>
+        <w:numPr>
+          <w:ilvl w:val="0"/>
+          <w:numId w:val="2"/>
+        </w:numPr>
+      </w:pPr>
+      <w:r>
+        <w:t xml:space="preserve">Making the options for </w:t>
+      </w:r>
+      <w:r>
+        <w:t xml:space="preserve">flag characters </w:t>
+      </w:r>
+      <w:r>
+        <w:sym w:font="Wingdings" w:char="F0E0"/>
+      </w:r>
+      <w:r>
+        <w:t xml:space="preserve"> </w:t>
+      </w:r>
+      <w:hyperlink r:id="rId9" w:history="1">
+        <w:r>
+          <w:rPr>
+            <w:rStyle w:val="Hyperlink"/>
+          </w:rPr>
+          <w:t>https://opensource.net/efficient-bash-script-templates-5/</w:t>
         </w:r>
       </w:hyperlink>
     </w:p>

--- a/resources/guides/guide_links.docx
+++ b/resources/guides/guide_links.docx
@@ -157,6 +157,58 @@
             <w:rStyle w:val="Hyperlink"/>
           </w:rPr>
           <w:t>https://opensource.net/efficient-bash-script-templates-5/</w:t>
+        </w:r>
+      </w:hyperlink>
+    </w:p>
+    <w:p>
+      <w:pPr>
+        <w:pStyle w:val="ListParagraph"/>
+        <w:numPr>
+          <w:ilvl w:val="0"/>
+          <w:numId w:val="2"/>
+        </w:numPr>
+      </w:pPr>
+      <w:r>
+        <w:t xml:space="preserve">Example for all diff expression visualisations in R (good for heatmap) </w:t>
+      </w:r>
+      <w:r>
+        <w:sym w:font="Wingdings" w:char="F0E0"/>
+      </w:r>
+      <w:r>
+        <w:t xml:space="preserve"> </w:t>
+      </w:r>
+      <w:hyperlink r:id="rId10" w:history="1">
+        <w:r>
+          <w:rPr>
+            <w:rStyle w:val="Hyperlink"/>
+          </w:rPr>
+          <w:t>https://github.com/MohamedElsisii/DEGify/blob/main/R/visualization.R</w:t>
+        </w:r>
+      </w:hyperlink>
+    </w:p>
+    <w:p>
+      <w:pPr>
+        <w:pStyle w:val="ListParagraph"/>
+        <w:numPr>
+          <w:ilvl w:val="0"/>
+          <w:numId w:val="2"/>
+        </w:numPr>
+      </w:pPr>
+      <w:r>
+        <w:t xml:space="preserve">Alignment using bowtie and mirdeep2 </w:t>
+      </w:r>
+      <w:r>
+        <w:sym w:font="Wingdings" w:char="F0E0"/>
+      </w:r>
+      <w:r>
+        <w:t xml:space="preserve"> </w:t>
+      </w:r>
+      <w:hyperlink r:id="rId11" w:history="1">
+        <w:r>
+          <w:rPr>
+            <w:rStyle w:val="Hyperlink"/>
+          </w:rPr>
+          <w:t>https://www.youtube.com/watch?v=Fcdkv4lf83M</w:t>
         </w:r>
       </w:hyperlink>
     </w:p>

--- a/resources/guides/guide_links.docx
+++ b/resources/guides/guide_links.docx
@@ -220,6 +220,50 @@
           <w:numId w:val="2"/>
         </w:numPr>
       </w:pPr>
+      <w:proofErr w:type="spellStart"/>
+      <w:r>
+        <w:t>Github</w:t>
+      </w:r>
+      <w:proofErr w:type="spellEnd"/>
+      <w:r>
+        <w:t xml:space="preserve">: </w:t>
+      </w:r>
+      <w:r>
+        <w:rPr>
+          <w:b/>
+          <w:bCs/>
+        </w:rPr>
+        <w:t>my-brain-</w:t>
+      </w:r>
+      <w:proofErr w:type="spellStart"/>
+      <w:r>
+        <w:rPr>
+          <w:b/>
+          <w:bCs/>
+        </w:rPr>
+        <w:t>seq</w:t>
+      </w:r>
+      <w:proofErr w:type="spellEnd"/>
+      <w:r>
+        <w:t xml:space="preserve"> </w:t>
+      </w:r>
+      <w:r>
+        <w:t xml:space="preserve">(comprehensive scripts for miRNA DE analysis) </w:t>
+      </w:r>
+      <w:r>
+        <w:sym w:font="Wingdings" w:char="F0E0"/>
+      </w:r>
+      <w:r>
+        <w:t xml:space="preserve"> </w:t>
+      </w:r>
+      <w:hyperlink r:id="rId12" w:history="1">
+        <w:r>
+          <w:rPr>
+            <w:rStyle w:val="Hyperlink"/>
+          </w:rPr>
+          <w:t>https://github.com/sing-group/my-brain-seq/blob/master/resources/scripts/run_functional-enrichment-analysis.R</w:t>
+        </w:r>
+      </w:hyperlink>
     </w:p>
     <w:p>
       <w:pPr>

--- a/resources/guides/guide_links.docx
+++ b/resources/guides/guide_links.docx
@@ -245,10 +245,7 @@
       </w:r>
       <w:proofErr w:type="spellEnd"/>
       <w:r>
-        <w:t xml:space="preserve"> </w:t>
-      </w:r>
-      <w:r>
-        <w:t xml:space="preserve">(comprehensive scripts for miRNA DE analysis) </w:t>
+        <w:t xml:space="preserve"> (comprehensive scripts for miRNA DE analysis) </w:t>
       </w:r>
       <w:r>
         <w:sym w:font="Wingdings" w:char="F0E0"/>
@@ -264,6 +261,35 @@
           <w:t>https://github.com/sing-group/my-brain-seq/blob/master/resources/scripts/run_functional-enrichment-analysis.R</w:t>
         </w:r>
       </w:hyperlink>
+    </w:p>
+    <w:p>
+      <w:pPr>
+        <w:pStyle w:val="ListParagraph"/>
+        <w:numPr>
+          <w:ilvl w:val="0"/>
+          <w:numId w:val="2"/>
+        </w:numPr>
+      </w:pPr>
+      <w:r>
+        <w:t xml:space="preserve">Functional enrichment visualisation </w:t>
+      </w:r>
+      <w:hyperlink r:id="rId13" w:history="1">
+        <w:r>
+          <w:rPr>
+            <w:rStyle w:val="Hyperlink"/>
+          </w:rPr>
+          <w:t>https://bioinformatics.ccr.cancer.gov/docs/btep-coding-club/CC2023/FunctionalEnrich_clusterProfiler/</w:t>
+        </w:r>
+      </w:hyperlink>
+    </w:p>
+    <w:p>
+      <w:pPr>
+        <w:pStyle w:val="ListParagraph"/>
+        <w:numPr>
+          <w:ilvl w:val="0"/>
+          <w:numId w:val="2"/>
+        </w:numPr>
+      </w:pPr>
     </w:p>
     <w:p>
       <w:pPr>

--- a/resources/guides/guide_links.docx
+++ b/resources/guides/guide_links.docx
@@ -281,6 +281,48 @@
           <w:t>https://bioinformatics.ccr.cancer.gov/docs/btep-coding-club/CC2023/FunctionalEnrich_clusterProfiler/</w:t>
         </w:r>
       </w:hyperlink>
+    </w:p>
+    <w:p>
+      <w:pPr>
+        <w:pStyle w:val="ListParagraph"/>
+        <w:numPr>
+          <w:ilvl w:val="1"/>
+          <w:numId w:val="2"/>
+        </w:numPr>
+      </w:pPr>
+      <w:r>
+        <w:fldChar w:fldCharType="begin"/>
+      </w:r>
+      <w:r>
+        <w:instrText>HYPERLINK "</w:instrText>
+      </w:r>
+      <w:r>
+        <w:instrText>https://biostatsquid.com/pathway-enrichment-analysis-plots/</w:instrText>
+      </w:r>
+      <w:r>
+        <w:instrText>"</w:instrText>
+      </w:r>
+      <w:r>
+        <w:fldChar w:fldCharType="separate"/>
+      </w:r>
+      <w:r>
+        <w:rPr>
+          <w:rStyle w:val="Hyperlink"/>
+        </w:rPr>
+        <w:t>https://biostatsquid.com/pathway-enrichment-analysis-plots/</w:t>
+      </w:r>
+      <w:r>
+        <w:fldChar w:fldCharType="end"/>
+      </w:r>
+    </w:p>
+    <w:p>
+      <w:pPr>
+        <w:pStyle w:val="ListParagraph"/>
+        <w:numPr>
+          <w:ilvl w:val="0"/>
+          <w:numId w:val="2"/>
+        </w:numPr>
+      </w:pPr>
     </w:p>
     <w:p>
       <w:pPr>
@@ -526,7 +568,7 @@
         <w:rFonts w:ascii="Symbol" w:hAnsi="Symbol" w:hint="default"/>
       </w:rPr>
     </w:lvl>
-    <w:lvl w:ilvl="1" w:tplc="08090003" w:tentative="1">
+    <w:lvl w:ilvl="1" w:tplc="08090003">
       <w:start w:val="1"/>
       <w:numFmt w:val="bullet"/>
       <w:lvlText w:val="o"/>

--- a/resources/guides/guide_links.docx
+++ b/resources/guides/guide_links.docx
@@ -290,30 +290,14 @@
           <w:numId w:val="2"/>
         </w:numPr>
       </w:pPr>
-      <w:r>
-        <w:fldChar w:fldCharType="begin"/>
-      </w:r>
-      <w:r>
-        <w:instrText>HYPERLINK "</w:instrText>
-      </w:r>
-      <w:r>
-        <w:instrText>https://biostatsquid.com/pathway-enrichment-analysis-plots/</w:instrText>
-      </w:r>
-      <w:r>
-        <w:instrText>"</w:instrText>
-      </w:r>
-      <w:r>
-        <w:fldChar w:fldCharType="separate"/>
-      </w:r>
-      <w:r>
-        <w:rPr>
-          <w:rStyle w:val="Hyperlink"/>
-        </w:rPr>
-        <w:t>https://biostatsquid.com/pathway-enrichment-analysis-plots/</w:t>
-      </w:r>
-      <w:r>
-        <w:fldChar w:fldCharType="end"/>
-      </w:r>
+      <w:hyperlink r:id="rId14" w:history="1">
+        <w:r>
+          <w:rPr>
+            <w:rStyle w:val="Hyperlink"/>
+          </w:rPr>
+          <w:t>https://biostatsquid.com/pathway-enrichment-analysis-plots/</w:t>
+        </w:r>
+      </w:hyperlink>
     </w:p>
     <w:p>
       <w:pPr>
@@ -323,6 +307,57 @@
           <w:numId w:val="2"/>
         </w:numPr>
       </w:pPr>
+      <w:proofErr w:type="spellStart"/>
+      <w:r>
+        <w:t>clusterProfiler</w:t>
+      </w:r>
+      <w:proofErr w:type="spellEnd"/>
+      <w:r>
+        <w:t xml:space="preserve"> vignette </w:t>
+      </w:r>
+      <w:r>
+        <w:sym w:font="Wingdings" w:char="F0E0"/>
+      </w:r>
+      <w:r>
+        <w:t xml:space="preserve"> </w:t>
+      </w:r>
+      <w:hyperlink r:id="rId15" w:history="1">
+        <w:r>
+          <w:rPr>
+            <w:rStyle w:val="Hyperlink"/>
+          </w:rPr>
+          <w:t>https://yulab-smu.top/biomedical-knowledge-mining-book/</w:t>
+        </w:r>
+      </w:hyperlink>
+    </w:p>
+    <w:p>
+      <w:pPr>
+        <w:pStyle w:val="ListParagraph"/>
+        <w:numPr>
+          <w:ilvl w:val="1"/>
+          <w:numId w:val="2"/>
+        </w:numPr>
+      </w:pPr>
+      <w:r>
+        <w:t xml:space="preserve">Contains GO, KEGG, </w:t>
+      </w:r>
+      <w:proofErr w:type="spellStart"/>
+      <w:r>
+        <w:t>Reactome</w:t>
+      </w:r>
+      <w:proofErr w:type="spellEnd"/>
+    </w:p>
+    <w:p>
+      <w:pPr>
+        <w:pStyle w:val="ListParagraph"/>
+        <w:numPr>
+          <w:ilvl w:val="1"/>
+          <w:numId w:val="2"/>
+        </w:numPr>
+      </w:pPr>
+      <w:r>
+        <w:t>Contains visualisation</w:t>
+      </w:r>
     </w:p>
     <w:p>
       <w:pPr>

--- a/resources/guides/guide_links.docx
+++ b/resources/guides/guide_links.docx
@@ -358,6 +358,97 @@
       <w:r>
         <w:t>Contains visualisation</w:t>
       </w:r>
+    </w:p>
+    <w:p>
+      <w:pPr>
+        <w:pStyle w:val="ListParagraph"/>
+        <w:numPr>
+          <w:ilvl w:val="0"/>
+          <w:numId w:val="2"/>
+        </w:numPr>
+      </w:pPr>
+      <w:r>
+        <w:rPr>
+          <w:b/>
+          <w:bCs/>
+        </w:rPr>
+        <w:t>Qiagen</w:t>
+      </w:r>
+      <w:r>
+        <w:t xml:space="preserve"> pathway analysis guide </w:t>
+      </w:r>
+      <w:r>
+        <w:sym w:font="Wingdings" w:char="F0E0"/>
+      </w:r>
+      <w:r>
+        <w:t xml:space="preserve"> </w:t>
+      </w:r>
+      <w:hyperlink r:id="rId16" w:history="1">
+        <w:r>
+          <w:rPr>
+            <w:rStyle w:val="Hyperlink"/>
+          </w:rPr>
+          <w:t>https://tv.qiagenbioinformatics.com/video/83851520/ipa-deeper-dive-mirna-investigation-1</w:t>
+        </w:r>
+      </w:hyperlink>
+    </w:p>
+    <w:p>
+      <w:pPr>
+        <w:pStyle w:val="ListParagraph"/>
+        <w:numPr>
+          <w:ilvl w:val="1"/>
+          <w:numId w:val="2"/>
+        </w:numPr>
+      </w:pPr>
+      <w:r>
+        <w:t xml:space="preserve">(21min 30 secs for </w:t>
+      </w:r>
+      <w:r>
+        <w:t>miRNA-</w:t>
+      </w:r>
+      <w:proofErr w:type="spellStart"/>
+      <w:r>
+        <w:t>mRNA_matches_with</w:t>
+      </w:r>
+      <w:proofErr w:type="spellEnd"/>
+      <w:r>
+        <w:t xml:space="preserve"> prediction scores</w:t>
+      </w:r>
+      <w:r>
+        <w:t>.xlsx guide)</w:t>
+      </w:r>
+    </w:p>
+    <w:p>
+      <w:pPr>
+        <w:pStyle w:val="ListParagraph"/>
+        <w:numPr>
+          <w:ilvl w:val="1"/>
+          <w:numId w:val="2"/>
+        </w:numPr>
+      </w:pPr>
+      <w:r>
+        <w:t xml:space="preserve">Slide deck </w:t>
+      </w:r>
+      <w:r>
+        <w:sym w:font="Wingdings" w:char="F0E0"/>
+      </w:r>
+      <w:r>
+        <w:t xml:space="preserve"> </w:t>
+      </w:r>
+      <w:hyperlink r:id="rId17" w:history="1">
+        <w:r>
+          <w:rPr>
+            <w:rStyle w:val="Hyperlink"/>
+          </w:rPr>
+          <w:t>https://digitalinsights.qiagen.com/wp-content/uploads/2025/12/IPA-miRNA-Slide-Deck-1.pdf</w:t>
+        </w:r>
+      </w:hyperlink>
+    </w:p>
+    <w:p>
+      <w:pPr>
+        <w:pStyle w:val="ListParagraph"/>
+        <w:ind w:left="1440"/>
+      </w:pPr>
     </w:p>
     <w:p>
       <w:pPr>

--- a/resources/guides/guide_links.docx
+++ b/resources/guides/guide_links.docx
@@ -1,6 +1,6 @@
 
 <file path=word/document.xml><?xml version="1.0" encoding="utf-8"?>
-<w:document xmlns:wpc="http://schemas.microsoft.com/office/word/2010/wordprocessingCanvas" xmlns:cx="http://schemas.microsoft.com/office/drawing/2014/chartex" xmlns:cx1="http://schemas.microsoft.com/office/drawing/2015/9/8/chartex" xmlns:cx2="http://schemas.microsoft.com/office/drawing/2015/10/21/chartex" xmlns:cx3="http://schemas.microsoft.com/office/drawing/2016/5/9/chartex" xmlns:cx4="http://schemas.microsoft.com/office/drawing/2016/5/10/chartex" xmlns:cx5="http://schemas.microsoft.com/office/drawing/2016/5/11/chartex" xmlns:cx6="http://schemas.microsoft.com/office/drawing/2016/5/12/chartex" xmlns:cx7="http://schemas.microsoft.com/office/drawing/2016/5/13/chartex" xmlns:cx8="http://schemas.microsoft.com/office/drawing/2016/5/14/chartex" xmlns:mc="http://schemas.openxmlformats.org/markup-compatibility/2006" xmlns:aink="http://schemas.microsoft.com/office/drawing/2016/ink" xmlns:am3d="http://schemas.microsoft.com/office/drawing/2017/model3d" xmlns:o="urn:schemas-microsoft-com:office:office" xmlns:oel="http://schemas.microsoft.com/office/2019/extlst" xmlns:r="http://schemas.openxmlformats.org/officeDocument/2006/relationships" xmlns:m="http://schemas.openxmlformats.org/officeDocument/2006/math" xmlns:v="urn:schemas-microsoft-com:vml" xmlns:wp14="http://schemas.microsoft.com/office/word/2010/wordprocessingDrawing" xmlns:wp="http://schemas.openxmlformats.org/drawingml/2006/wordprocessingDrawing" xmlns:w10="urn:schemas-microsoft-com:office:word" xmlns:w="http://schemas.openxmlformats.org/wordprocessingml/2006/main" xmlns:w14="http://schemas.microsoft.com/office/word/2010/wordml" xmlns:w15="http://schemas.microsoft.com/office/word/2012/wordml" xmlns:w16cex="http://schemas.microsoft.com/office/word/2018/wordml/cex" xmlns:w16cid="http://schemas.microsoft.com/office/word/2016/wordml/cid" xmlns:w16="http://schemas.microsoft.com/office/word/2018/wordml" xmlns:w16du="http://schemas.microsoft.com/office/word/2023/wordml/word16du" xmlns:w16sdtdh="http://schemas.microsoft.com/office/word/2020/wordml/sdtdatahash" xmlns:w16sdtfl="http://schemas.microsoft.com/office/word/2024/wordml/sdtformatlock" xmlns:w16se="http://schemas.microsoft.com/office/word/2015/wordml/symex" xmlns:wpg="http://schemas.microsoft.com/office/word/2010/wordprocessingGroup" xmlns:wpi="http://schemas.microsoft.com/office/word/2010/wordprocessingInk" xmlns:wne="http://schemas.microsoft.com/office/word/2006/wordml" xmlns:wps="http://schemas.microsoft.com/office/word/2010/wordprocessingShape" mc:Ignorable="w14 w15 w16se w16cid w16 w16cex w16sdtdh w16sdtfl w16du wp14">
+<w:document xmlns:wpc="http://schemas.microsoft.com/office/word/2010/wordprocessingCanvas" xmlns:cx="http://schemas.microsoft.com/office/drawing/2014/chartex" xmlns:cx1="http://schemas.microsoft.com/office/drawing/2015/9/8/chartex" xmlns:cx2="http://schemas.microsoft.com/office/drawing/2015/10/21/chartex" xmlns:cx3="http://schemas.microsoft.com/office/drawing/2016/5/9/chartex" xmlns:cx4="http://schemas.microsoft.com/office/drawing/2016/5/10/chartex" xmlns:cx5="http://schemas.microsoft.com/office/drawing/2016/5/11/chartex" xmlns:cx6="http://schemas.microsoft.com/office/drawing/2016/5/12/chartex" xmlns:cx7="http://schemas.microsoft.com/office/drawing/2016/5/13/chartex" xmlns:cx8="http://schemas.microsoft.com/office/drawing/2016/5/14/chartex" xmlns:mc="http://schemas.openxmlformats.org/markup-compatibility/2006" xmlns:m="http://schemas.openxmlformats.org/officeDocument/2006/math" xmlns:aink="http://schemas.microsoft.com/office/drawing/2016/ink" xmlns:am3d="http://schemas.microsoft.com/office/drawing/2017/model3d" xmlns:oel="http://schemas.microsoft.com/office/2019/extlst" xmlns:r="http://schemas.openxmlformats.org/officeDocument/2006/relationships" xmlns:wp14="http://schemas.microsoft.com/office/word/2010/wordprocessingDrawing" xmlns:wp="http://schemas.openxmlformats.org/drawingml/2006/wordprocessingDrawing" xmlns:wpg="http://schemas.microsoft.com/office/word/2010/wordprocessingGroup" xmlns:wpi="http://schemas.microsoft.com/office/word/2010/wordprocessingInk" xmlns:wps="http://schemas.microsoft.com/office/word/2010/wordprocessingShape" xmlns:o="urn:schemas-microsoft-com:office:office" xmlns:v="urn:schemas-microsoft-com:vml" xmlns:w10="urn:schemas-microsoft-com:office:word" xmlns:w="http://schemas.openxmlformats.org/wordprocessingml/2006/main" xmlns:w14="http://schemas.microsoft.com/office/word/2010/wordml" xmlns:w15="http://schemas.microsoft.com/office/word/2012/wordml" xmlns:w16cex="http://schemas.microsoft.com/office/word/2018/wordml/cex" xmlns:w16cid="http://schemas.microsoft.com/office/word/2016/wordml/cid" xmlns:w16="http://schemas.microsoft.com/office/word/2018/wordml" xmlns:w16sdtdh="http://schemas.microsoft.com/office/word/2020/wordml/sdtdatahash" xmlns:w16sdtfl="http://schemas.microsoft.com/office/word/2024/wordml/sdtformatlock" xmlns:w16se="http://schemas.microsoft.com/office/word/2015/wordml/symex" xmlns:w16du="http://schemas.microsoft.com/office/word/2023/wordml/word16du" xmlns:wne="http://schemas.microsoft.com/office/word/2006/wordml" mc:Ignorable="w14 w15 w16se w16cid w16 w16cex w16sdtdh w16sdtfl w16du wp14">
   <w:body>
     <w:p>
       <w:pPr>
@@ -457,6 +457,65 @@
           <w:ilvl w:val="0"/>
           <w:numId w:val="2"/>
         </w:numPr>
+      </w:pPr>
+      <w:r>
+        <w:t xml:space="preserve">Pathway analysis guide </w:t>
+      </w:r>
+      <w:r>
+        <w:rPr>
+          <w:b/>
+          <w:bCs/>
+        </w:rPr>
+        <w:t>this is a good guide</w:t>
+      </w:r>
+      <w:r>
+        <w:t xml:space="preserve"> </w:t>
+      </w:r>
+      <w:r>
+        <w:sym w:font="Wingdings" w:char="F0E0"/>
+      </w:r>
+      <w:r>
+        <w:t xml:space="preserve"> </w:t>
+      </w:r>
+      <w:hyperlink r:id="rId18" w:history="1">
+        <w:r>
+          <w:rPr>
+            <w:rStyle w:val="Hyperlink"/>
+          </w:rPr>
+          <w:t>https://ufhcc-bcbsr.github.io/res-bioinfo-rnaseq-workshop/04_differential-expression/pathway-analysis/</w:t>
+        </w:r>
+      </w:hyperlink>
+    </w:p>
+    <w:p>
+      <w:pPr>
+        <w:pStyle w:val="ListParagraph"/>
+        <w:numPr>
+          <w:ilvl w:val="1"/>
+          <w:numId w:val="2"/>
+        </w:numPr>
+      </w:pPr>
+      <w:r>
+        <w:t xml:space="preserve">Visualisation as well </w:t>
+      </w:r>
+      <w:r>
+        <w:sym w:font="Wingdings" w:char="F0E0"/>
+      </w:r>
+      <w:r>
+        <w:t xml:space="preserve"> </w:t>
+      </w:r>
+      <w:hyperlink r:id="rId19" w:history="1">
+        <w:r>
+          <w:rPr>
+            <w:rStyle w:val="Hyperlink"/>
+          </w:rPr>
+          <w:t>https://ufhcc-bcbsr.github.io/res-bioinfo-rnaseq-workshop/04_differential-expression/visualization/</w:t>
+        </w:r>
+      </w:hyperlink>
+    </w:p>
+    <w:p>
+      <w:pPr>
+        <w:pStyle w:val="ListParagraph"/>
+        <w:ind w:left="1440"/>
       </w:pPr>
     </w:p>
     <w:p>
@@ -475,7 +534,7 @@
 </file>
 
 <file path=word/numbering.xml><?xml version="1.0" encoding="utf-8"?>
-<w:numbering xmlns:wpc="http://schemas.microsoft.com/office/word/2010/wordprocessingCanvas" xmlns:cx="http://schemas.microsoft.com/office/drawing/2014/chartex" xmlns:cx1="http://schemas.microsoft.com/office/drawing/2015/9/8/chartex" xmlns:cx2="http://schemas.microsoft.com/office/drawing/2015/10/21/chartex" xmlns:cx3="http://schemas.microsoft.com/office/drawing/2016/5/9/chartex" xmlns:cx4="http://schemas.microsoft.com/office/drawing/2016/5/10/chartex" xmlns:cx5="http://schemas.microsoft.com/office/drawing/2016/5/11/chartex" xmlns:cx6="http://schemas.microsoft.com/office/drawing/2016/5/12/chartex" xmlns:cx7="http://schemas.microsoft.com/office/drawing/2016/5/13/chartex" xmlns:cx8="http://schemas.microsoft.com/office/drawing/2016/5/14/chartex" xmlns:mc="http://schemas.openxmlformats.org/markup-compatibility/2006" xmlns:aink="http://schemas.microsoft.com/office/drawing/2016/ink" xmlns:am3d="http://schemas.microsoft.com/office/drawing/2017/model3d" xmlns:o="urn:schemas-microsoft-com:office:office" xmlns:oel="http://schemas.microsoft.com/office/2019/extlst" xmlns:r="http://schemas.openxmlformats.org/officeDocument/2006/relationships" xmlns:m="http://schemas.openxmlformats.org/officeDocument/2006/math" xmlns:v="urn:schemas-microsoft-com:vml" xmlns:wp14="http://schemas.microsoft.com/office/word/2010/wordprocessingDrawing" xmlns:wp="http://schemas.openxmlformats.org/drawingml/2006/wordprocessingDrawing" xmlns:w10="urn:schemas-microsoft-com:office:word" xmlns:w="http://schemas.openxmlformats.org/wordprocessingml/2006/main" xmlns:w14="http://schemas.microsoft.com/office/word/2010/wordml" xmlns:w15="http://schemas.microsoft.com/office/word/2012/wordml" xmlns:w16cex="http://schemas.microsoft.com/office/word/2018/wordml/cex" xmlns:w16cid="http://schemas.microsoft.com/office/word/2016/wordml/cid" xmlns:w16="http://schemas.microsoft.com/office/word/2018/wordml" xmlns:w16du="http://schemas.microsoft.com/office/word/2023/wordml/word16du" xmlns:w16sdtdh="http://schemas.microsoft.com/office/word/2020/wordml/sdtdatahash" xmlns:w16sdtfl="http://schemas.microsoft.com/office/word/2024/wordml/sdtformatlock" xmlns:w16se="http://schemas.microsoft.com/office/word/2015/wordml/symex" xmlns:wpg="http://schemas.microsoft.com/office/word/2010/wordprocessingGroup" xmlns:wpi="http://schemas.microsoft.com/office/word/2010/wordprocessingInk" xmlns:wne="http://schemas.microsoft.com/office/word/2006/wordml" xmlns:wps="http://schemas.microsoft.com/office/word/2010/wordprocessingShape" mc:Ignorable="w14 w15 w16se w16cid w16 w16cex w16sdtdh w16sdtfl w16du wp14">
+<w:numbering xmlns:wpc="http://schemas.microsoft.com/office/word/2010/wordprocessingCanvas" xmlns:cx="http://schemas.microsoft.com/office/drawing/2014/chartex" xmlns:cx1="http://schemas.microsoft.com/office/drawing/2015/9/8/chartex" xmlns:cx2="http://schemas.microsoft.com/office/drawing/2015/10/21/chartex" xmlns:cx3="http://schemas.microsoft.com/office/drawing/2016/5/9/chartex" xmlns:cx4="http://schemas.microsoft.com/office/drawing/2016/5/10/chartex" xmlns:cx5="http://schemas.microsoft.com/office/drawing/2016/5/11/chartex" xmlns:cx6="http://schemas.microsoft.com/office/drawing/2016/5/12/chartex" xmlns:cx7="http://schemas.microsoft.com/office/drawing/2016/5/13/chartex" xmlns:cx8="http://schemas.microsoft.com/office/drawing/2016/5/14/chartex" xmlns:mc="http://schemas.openxmlformats.org/markup-compatibility/2006" xmlns:m="http://schemas.openxmlformats.org/officeDocument/2006/math" xmlns:aink="http://schemas.microsoft.com/office/drawing/2016/ink" xmlns:am3d="http://schemas.microsoft.com/office/drawing/2017/model3d" xmlns:oel="http://schemas.microsoft.com/office/2019/extlst" xmlns:r="http://schemas.openxmlformats.org/officeDocument/2006/relationships" xmlns:wp14="http://schemas.microsoft.com/office/word/2010/wordprocessingDrawing" xmlns:wp="http://schemas.openxmlformats.org/drawingml/2006/wordprocessingDrawing" xmlns:wpg="http://schemas.microsoft.com/office/word/2010/wordprocessingGroup" xmlns:wpi="http://schemas.microsoft.com/office/word/2010/wordprocessingInk" xmlns:wps="http://schemas.microsoft.com/office/word/2010/wordprocessingShape" xmlns:o="urn:schemas-microsoft-com:office:office" xmlns:v="urn:schemas-microsoft-com:vml" xmlns:w10="urn:schemas-microsoft-com:office:word" xmlns:w="http://schemas.openxmlformats.org/wordprocessingml/2006/main" xmlns:w14="http://schemas.microsoft.com/office/word/2010/wordml" xmlns:w15="http://schemas.microsoft.com/office/word/2012/wordml" xmlns:w16cex="http://schemas.microsoft.com/office/word/2018/wordml/cex" xmlns:w16cid="http://schemas.microsoft.com/office/word/2016/wordml/cid" xmlns:w16="http://schemas.microsoft.com/office/word/2018/wordml" xmlns:w16sdtdh="http://schemas.microsoft.com/office/word/2020/wordml/sdtdatahash" xmlns:w16sdtfl="http://schemas.microsoft.com/office/word/2024/wordml/sdtformatlock" xmlns:w16se="http://schemas.microsoft.com/office/word/2015/wordml/symex" xmlns:w16du="http://schemas.microsoft.com/office/word/2023/wordml/word16du" xmlns:wne="http://schemas.microsoft.com/office/word/2006/wordml" mc:Ignorable="w14 w15 w16se w16cid w16 w16cex w16sdtdh w16sdtfl w16du wp14">
   <w:abstractNum w:abstractNumId="0" w15:restartNumberingAfterBreak="0">
     <w:nsid w:val="106B7BEE"/>
     <w:multiLevelType w:val="hybridMultilevel"/>
@@ -804,7 +863,7 @@
 </file>
 
 <file path=word/styles.xml><?xml version="1.0" encoding="utf-8"?>
-<w:styles xmlns:mc="http://schemas.openxmlformats.org/markup-compatibility/2006" xmlns:r="http://schemas.openxmlformats.org/officeDocument/2006/relationships" xmlns:w="http://schemas.openxmlformats.org/wordprocessingml/2006/main" xmlns:w14="http://schemas.microsoft.com/office/word/2010/wordml" xmlns:w15="http://schemas.microsoft.com/office/word/2012/wordml" xmlns:w16cex="http://schemas.microsoft.com/office/word/2018/wordml/cex" xmlns:w16cid="http://schemas.microsoft.com/office/word/2016/wordml/cid" xmlns:w16="http://schemas.microsoft.com/office/word/2018/wordml" xmlns:w16du="http://schemas.microsoft.com/office/word/2023/wordml/word16du" xmlns:w16sdtdh="http://schemas.microsoft.com/office/word/2020/wordml/sdtdatahash" xmlns:w16sdtfl="http://schemas.microsoft.com/office/word/2024/wordml/sdtformatlock" xmlns:w16se="http://schemas.microsoft.com/office/word/2015/wordml/symex" mc:Ignorable="w14 w15 w16se w16cid w16 w16cex w16sdtdh w16sdtfl w16du">
+<w:styles xmlns:mc="http://schemas.openxmlformats.org/markup-compatibility/2006" xmlns:r="http://schemas.openxmlformats.org/officeDocument/2006/relationships" xmlns:w="http://schemas.openxmlformats.org/wordprocessingml/2006/main" xmlns:w14="http://schemas.microsoft.com/office/word/2010/wordml" xmlns:w15="http://schemas.microsoft.com/office/word/2012/wordml" xmlns:w16cex="http://schemas.microsoft.com/office/word/2018/wordml/cex" xmlns:w16cid="http://schemas.microsoft.com/office/word/2016/wordml/cid" xmlns:w16="http://schemas.microsoft.com/office/word/2018/wordml" xmlns:w16sdtdh="http://schemas.microsoft.com/office/word/2020/wordml/sdtdatahash" xmlns:w16sdtfl="http://schemas.microsoft.com/office/word/2024/wordml/sdtformatlock" xmlns:w16se="http://schemas.microsoft.com/office/word/2015/wordml/symex" xmlns:w16du="http://schemas.microsoft.com/office/word/2023/wordml/word16du" mc:Ignorable="w14 w15 w16se w16cid w16 w16cex w16sdtdh w16sdtfl w16du">
   <w:docDefaults>
     <w:rPrDefault>
       <w:rPr>

--- a/resources/guides/guide_links.docx
+++ b/resources/guides/guide_links.docx
@@ -511,6 +511,49 @@
           <w:t>https://ufhcc-bcbsr.github.io/res-bioinfo-rnaseq-workshop/04_differential-expression/visualization/</w:t>
         </w:r>
       </w:hyperlink>
+    </w:p>
+    <w:p>
+      <w:pPr>
+        <w:pStyle w:val="ListParagraph"/>
+        <w:numPr>
+          <w:ilvl w:val="0"/>
+          <w:numId w:val="2"/>
+        </w:numPr>
+      </w:pPr>
+      <w:r>
+        <w:t xml:space="preserve">Multi-panel figure arrangement (patchwork, </w:t>
+      </w:r>
+      <w:proofErr w:type="spellStart"/>
+      <w:r>
+        <w:t>cowplot</w:t>
+      </w:r>
+      <w:proofErr w:type="spellEnd"/>
+      <w:r>
+        <w:t xml:space="preserve"> etc.) </w:t>
+      </w:r>
+      <w:r>
+        <w:sym w:font="Wingdings" w:char="F0E0"/>
+      </w:r>
+      <w:r>
+        <w:t xml:space="preserve"> </w:t>
+      </w:r>
+      <w:hyperlink r:id="rId20" w:history="1">
+        <w:r>
+          <w:rPr>
+            <w:rStyle w:val="Hyperlink"/>
+          </w:rPr>
+          <w:t>https://bioinformatics.ccr.cancer.gov/docs/data-visualization-with-r/Lesson6_V2/</w:t>
+        </w:r>
+      </w:hyperlink>
+    </w:p>
+    <w:p>
+      <w:pPr>
+        <w:pStyle w:val="ListParagraph"/>
+        <w:numPr>
+          <w:ilvl w:val="0"/>
+          <w:numId w:val="2"/>
+        </w:numPr>
+      </w:pPr>
     </w:p>
     <w:p>
       <w:pPr>
